--- a/courseware/LP-TGS-2026065050-Generative AI for Finance and Fintech-Lesson-Plan-v5.0.docx
+++ b/courseware/LP-TGS-2026065050-Generative AI for Finance and Fintech-Lesson-Plan-v5.0.docx
@@ -909,7 +909,7 @@
           </w:tcPr>
           <w:p>
             <w:r>
-              <w:t>Labs 4, 5, 6; mapped assessment criteria</w:t>
+              <w:t>Labs 4, 5, 6, 7, 8; mapped assessment criteria</w:t>
             </w:r>
           </w:p>
         </w:tc>
@@ -951,7 +951,7 @@
           </w:tcPr>
           <w:p>
             <w:r>
-              <w:t>Labs 7, 8; mapped assessment criteria</w:t>
+              <w:t>Labs 7, 8, 9, 10; mapped assessment criteria</w:t>
             </w:r>
           </w:p>
         </w:tc>
@@ -993,7 +993,7 @@
           </w:tcPr>
           <w:p>
             <w:r>
-              <w:t>Labs 9, 10; mapped assessment criteria</w:t>
+              <w:t>Lab 12; mapped assessment criteria</w:t>
             </w:r>
           </w:p>
         </w:tc>
@@ -1035,7 +1035,7 @@
           </w:tcPr>
           <w:p>
             <w:r>
-              <w:t>Labs 11; mapped assessment criteria</w:t>
+              <w:t>Labs 11, 12; mapped assessment criteria</w:t>
             </w:r>
           </w:p>
         </w:tc>
@@ -1182,7 +1182,7 @@
           </w:tcPr>
           <w:p>
             <w:r>
-              <w:t>09:00–09:30</w:t>
+              <w:t>09:30–10:00</w:t>
             </w:r>
           </w:p>
         </w:tc>
@@ -1264,7 +1264,7 @@
           </w:tcPr>
           <w:p>
             <w:r>
-              <w:t>09:30–10:30</w:t>
+              <w:t>10:00–11:00</w:t>
             </w:r>
           </w:p>
         </w:tc>
@@ -1324,7 +1324,7 @@
           </w:tcPr>
           <w:p>
             <w:r>
-              <w:t>Slides 17–62</w:t>
+              <w:t>Slides 17–52</w:t>
             </w:r>
           </w:p>
         </w:tc>
@@ -1346,7 +1346,7 @@
           </w:tcPr>
           <w:p>
             <w:r>
-              <w:t>10:30–10:45</w:t>
+              <w:t>11:00–11:15</w:t>
             </w:r>
           </w:p>
         </w:tc>
@@ -1428,7 +1428,7 @@
           </w:tcPr>
           <w:p>
             <w:r>
-              <w:t>10:45–11:45</w:t>
+              <w:t>11:15–12:15</w:t>
             </w:r>
           </w:p>
         </w:tc>
@@ -1510,7 +1510,7 @@
           </w:tcPr>
           <w:p>
             <w:r>
-              <w:t>11:45–12:45</w:t>
+              <w:t>12:15–13:15</w:t>
             </w:r>
           </w:p>
         </w:tc>
@@ -1570,7 +1570,7 @@
           </w:tcPr>
           <w:p>
             <w:r>
-              <w:t>Lab 1; slide 409</w:t>
+              <w:t>Lab 1; slide 47</w:t>
             </w:r>
           </w:p>
         </w:tc>
@@ -1592,7 +1592,7 @@
           </w:tcPr>
           <w:p>
             <w:r>
-              <w:t>12:45–13:45</w:t>
+              <w:t>13:15–14:15</w:t>
             </w:r>
           </w:p>
         </w:tc>
@@ -1674,7 +1674,7 @@
           </w:tcPr>
           <w:p>
             <w:r>
-              <w:t>13:45–15:15</w:t>
+              <w:t>14:15–15:45</w:t>
             </w:r>
           </w:p>
         </w:tc>
@@ -1734,7 +1734,7 @@
           </w:tcPr>
           <w:p>
             <w:r>
-              <w:t>Lab 2; slide 411</w:t>
+              <w:t>Lab 2; slide 49</w:t>
             </w:r>
           </w:p>
         </w:tc>
@@ -1756,7 +1756,7 @@
           </w:tcPr>
           <w:p>
             <w:r>
-              <w:t>15:15–15:30</w:t>
+              <w:t>15:45–16:00</w:t>
             </w:r>
           </w:p>
         </w:tc>
@@ -1838,7 +1838,7 @@
           </w:tcPr>
           <w:p>
             <w:r>
-              <w:t>15:30–17:00</w:t>
+              <w:t>16:00–17:30</w:t>
             </w:r>
           </w:p>
         </w:tc>
@@ -1898,7 +1898,7 @@
           </w:tcPr>
           <w:p>
             <w:r>
-              <w:t>Lab 3; slide 413</w:t>
+              <w:t>Lab 3; slide 51</w:t>
             </w:r>
           </w:p>
         </w:tc>
@@ -1920,7 +1920,7 @@
           </w:tcPr>
           <w:p>
             <w:r>
-              <w:t>17:00–18:00</w:t>
+              <w:t>17:30–18:30</w:t>
             </w:r>
           </w:p>
         </w:tc>
@@ -2167,7 +2167,7 @@
           </w:tcPr>
           <w:p>
             <w:r>
-              <w:t>09:00–10:30</w:t>
+              <w:t>09:30–11:00</w:t>
             </w:r>
           </w:p>
         </w:tc>
@@ -2227,7 +2227,7 @@
           </w:tcPr>
           <w:p>
             <w:r>
-              <w:t>Slides 63–171</w:t>
+              <w:t>Slides 53–124</w:t>
             </w:r>
           </w:p>
         </w:tc>
@@ -2249,7 +2249,7 @@
           </w:tcPr>
           <w:p>
             <w:r>
-              <w:t>10:30–10:45</w:t>
+              <w:t>11:00–11:15</w:t>
             </w:r>
           </w:p>
         </w:tc>
@@ -2331,7 +2331,7 @@
           </w:tcPr>
           <w:p>
             <w:r>
-              <w:t>10:45–12:15</w:t>
+              <w:t>11:15–12:45</w:t>
             </w:r>
           </w:p>
         </w:tc>
@@ -2391,7 +2391,7 @@
           </w:tcPr>
           <w:p>
             <w:r>
-              <w:t>Lab 4; slide 415</w:t>
+              <w:t>Lab 4; slide 119</w:t>
             </w:r>
           </w:p>
         </w:tc>
@@ -2413,7 +2413,7 @@
           </w:tcPr>
           <w:p>
             <w:r>
-              <w:t>12:15–13:15</w:t>
+              <w:t>12:45–13:45</w:t>
             </w:r>
           </w:p>
         </w:tc>
@@ -2495,7 +2495,7 @@
           </w:tcPr>
           <w:p>
             <w:r>
-              <w:t>13:15–15:45</w:t>
+              <w:t>13:45–16:15</w:t>
             </w:r>
           </w:p>
         </w:tc>
@@ -2555,7 +2555,7 @@
           </w:tcPr>
           <w:p>
             <w:r>
-              <w:t>Lab 5; slide 223</w:t>
+              <w:t>Lab 5; slide 121</w:t>
             </w:r>
           </w:p>
         </w:tc>
@@ -2577,7 +2577,7 @@
           </w:tcPr>
           <w:p>
             <w:r>
-              <w:t>15:45–16:00</w:t>
+              <w:t>16:15–16:30</w:t>
             </w:r>
           </w:p>
         </w:tc>
@@ -2659,7 +2659,7 @@
           </w:tcPr>
           <w:p>
             <w:r>
-              <w:t>16:00–18:00</w:t>
+              <w:t>16:30–18:30</w:t>
             </w:r>
           </w:p>
         </w:tc>
@@ -2719,7 +2719,7 @@
           </w:tcPr>
           <w:p>
             <w:r>
-              <w:t>Lab 6; slide 225</w:t>
+              <w:t>Lab 6; slide 123</w:t>
             </w:r>
           </w:p>
         </w:tc>
@@ -2906,7 +2906,7 @@
           </w:tcPr>
           <w:p>
             <w:r>
-              <w:t>09:00–10:00</w:t>
+              <w:t>09:30–10:30</w:t>
             </w:r>
           </w:p>
         </w:tc>
@@ -2966,7 +2966,7 @@
           </w:tcPr>
           <w:p>
             <w:r>
-              <w:t>Slides 172–228</w:t>
+              <w:t>Slides 125–153</w:t>
             </w:r>
           </w:p>
         </w:tc>
@@ -2988,7 +2988,7 @@
           </w:tcPr>
           <w:p>
             <w:r>
-              <w:t>10:00–10:15</w:t>
+              <w:t>10:30–10:45</w:t>
             </w:r>
           </w:p>
         </w:tc>
@@ -3070,7 +3070,7 @@
           </w:tcPr>
           <w:p>
             <w:r>
-              <w:t>10:15–12:15</w:t>
+              <w:t>10:45–12:45</w:t>
             </w:r>
           </w:p>
         </w:tc>
@@ -3130,7 +3130,7 @@
           </w:tcPr>
           <w:p>
             <w:r>
-              <w:t>Lab 7; slide 227</w:t>
+              <w:t>Lab 7; slide 150</w:t>
             </w:r>
           </w:p>
         </w:tc>
@@ -3152,7 +3152,7 @@
           </w:tcPr>
           <w:p>
             <w:r>
-              <w:t>12:15–13:15</w:t>
+              <w:t>12:45–13:45</w:t>
             </w:r>
           </w:p>
         </w:tc>
@@ -3234,7 +3234,7 @@
           </w:tcPr>
           <w:p>
             <w:r>
-              <w:t>13:15–15:15</w:t>
+              <w:t>13:45–15:45</w:t>
             </w:r>
           </w:p>
         </w:tc>
@@ -3294,7 +3294,7 @@
           </w:tcPr>
           <w:p>
             <w:r>
-              <w:t>Lab 8; slide 417</w:t>
+              <w:t>Lab 8; slide 152</w:t>
             </w:r>
           </w:p>
         </w:tc>
@@ -3316,7 +3316,7 @@
           </w:tcPr>
           <w:p>
             <w:r>
-              <w:t>15:15–15:30</w:t>
+              <w:t>15:45–16:00</w:t>
             </w:r>
           </w:p>
         </w:tc>
@@ -3398,7 +3398,7 @@
           </w:tcPr>
           <w:p>
             <w:r>
-              <w:t>15:30–16:00</w:t>
+              <w:t>16:00–16:30</w:t>
             </w:r>
           </w:p>
         </w:tc>
@@ -3458,7 +3458,7 @@
           </w:tcPr>
           <w:p>
             <w:r>
-              <w:t>Slides 229–366</w:t>
+              <w:t>Slides 154–212</w:t>
             </w:r>
           </w:p>
         </w:tc>
@@ -3480,7 +3480,7 @@
           </w:tcPr>
           <w:p>
             <w:r>
-              <w:t>16:00–18:00</w:t>
+              <w:t>16:30–18:30</w:t>
             </w:r>
           </w:p>
         </w:tc>
@@ -3540,7 +3540,7 @@
           </w:tcPr>
           <w:p>
             <w:r>
-              <w:t>Lab 9; slide 419</w:t>
+              <w:t>Lab 9; slide 209</w:t>
             </w:r>
           </w:p>
         </w:tc>
@@ -3727,7 +3727,7 @@
           </w:tcPr>
           <w:p>
             <w:r>
-              <w:t>09:00–10:30</w:t>
+              <w:t>09:30–11:00</w:t>
             </w:r>
           </w:p>
         </w:tc>
@@ -3787,7 +3787,7 @@
           </w:tcPr>
           <w:p>
             <w:r>
-              <w:t>Lab 10; slide 421</w:t>
+              <w:t>Lab 10; slide 211</w:t>
             </w:r>
           </w:p>
         </w:tc>
@@ -3809,7 +3809,7 @@
           </w:tcPr>
           <w:p>
             <w:r>
-              <w:t>10:30–10:45</w:t>
+              <w:t>11:00–11:15</w:t>
             </w:r>
           </w:p>
         </w:tc>
@@ -3891,7 +3891,7 @@
           </w:tcPr>
           <w:p>
             <w:r>
-              <w:t>10:45–11:30</w:t>
+              <w:t>11:15–12:00</w:t>
             </w:r>
           </w:p>
         </w:tc>
@@ -3951,7 +3951,7 @@
           </w:tcPr>
           <w:p>
             <w:r>
-              <w:t>Slides 367–389</w:t>
+              <w:t>Slides 213–238</w:t>
             </w:r>
           </w:p>
         </w:tc>
@@ -3973,7 +3973,7 @@
           </w:tcPr>
           <w:p>
             <w:r>
-              <w:t>11:30–12:45</w:t>
+              <w:t>12:00–13:15</w:t>
             </w:r>
           </w:p>
         </w:tc>
@@ -4033,7 +4033,7 @@
           </w:tcPr>
           <w:p>
             <w:r>
-              <w:t>Lab 11; slide 423</w:t>
+              <w:t>Lab 11; slide 237</w:t>
             </w:r>
           </w:p>
         </w:tc>
@@ -4055,7 +4055,7 @@
           </w:tcPr>
           <w:p>
             <w:r>
-              <w:t>12:45–13:45</w:t>
+              <w:t>13:15–14:15</w:t>
             </w:r>
           </w:p>
         </w:tc>
@@ -4137,7 +4137,7 @@
           </w:tcPr>
           <w:p>
             <w:r>
-              <w:t>13:45–14:30</w:t>
+              <w:t>14:15–15:00</w:t>
             </w:r>
           </w:p>
         </w:tc>
@@ -4197,7 +4197,7 @@
           </w:tcPr>
           <w:p>
             <w:r>
-              <w:t>Slides 390–408</w:t>
+              <w:t>Slides 239–278</w:t>
             </w:r>
           </w:p>
         </w:tc>
@@ -4219,7 +4219,7 @@
           </w:tcPr>
           <w:p>
             <w:r>
-              <w:t>14:30–15:30</w:t>
+              <w:t>15:00–16:00</w:t>
             </w:r>
           </w:p>
         </w:tc>
@@ -4279,7 +4279,7 @@
           </w:tcPr>
           <w:p>
             <w:r>
-              <w:t>Lab 12; slide 425</w:t>
+              <w:t>Lab 12; slide 277</w:t>
             </w:r>
           </w:p>
         </w:tc>
@@ -4301,7 +4301,7 @@
           </w:tcPr>
           <w:p>
             <w:r>
-              <w:t>15:30–15:45</w:t>
+              <w:t>16:00–16:15</w:t>
             </w:r>
           </w:p>
         </w:tc>
@@ -4383,7 +4383,7 @@
           </w:tcPr>
           <w:p>
             <w:r>
-              <w:t>15:45–16:00</w:t>
+              <w:t>16:15–16:30</w:t>
             </w:r>
           </w:p>
         </w:tc>
@@ -4465,7 +4465,7 @@
           </w:tcPr>
           <w:p>
             <w:r>
-              <w:t>16:00–17:00</w:t>
+              <w:t>16:30–17:30</w:t>
             </w:r>
           </w:p>
         </w:tc>
@@ -4547,7 +4547,7 @@
           </w:tcPr>
           <w:p>
             <w:r>
-              <w:t>17:00–18:00</w:t>
+              <w:t>17:30–18:30</w:t>
             </w:r>
           </w:p>
         </w:tc>

--- a/courseware/LP-TGS-2026065050-Generative AI for Finance and Fintech-Lesson-Plan-v5.0.docx
+++ b/courseware/LP-TGS-2026065050-Generative AI for Finance and Fintech-Lesson-Plan-v5.0.docx
@@ -1324,7 +1324,7 @@
           </w:tcPr>
           <w:p>
             <w:r>
-              <w:t>Slides 17–52</w:t>
+              <w:t>Slides 17–54</w:t>
             </w:r>
           </w:p>
         </w:tc>
@@ -1570,7 +1570,7 @@
           </w:tcPr>
           <w:p>
             <w:r>
-              <w:t>Lab 1; slide 47</w:t>
+              <w:t>Lab 1; slide 49</w:t>
             </w:r>
           </w:p>
         </w:tc>
@@ -1734,7 +1734,7 @@
           </w:tcPr>
           <w:p>
             <w:r>
-              <w:t>Lab 2; slide 49</w:t>
+              <w:t>Lab 2; slide 51</w:t>
             </w:r>
           </w:p>
         </w:tc>
@@ -1898,7 +1898,7 @@
           </w:tcPr>
           <w:p>
             <w:r>
-              <w:t>Lab 3; slide 51</w:t>
+              <w:t>Lab 3; slide 53</w:t>
             </w:r>
           </w:p>
         </w:tc>
@@ -2227,7 +2227,7 @@
           </w:tcPr>
           <w:p>
             <w:r>
-              <w:t>Slides 53–124</w:t>
+              <w:t>Slides 55–135</w:t>
             </w:r>
           </w:p>
         </w:tc>
@@ -2391,7 +2391,7 @@
           </w:tcPr>
           <w:p>
             <w:r>
-              <w:t>Lab 4; slide 119</w:t>
+              <w:t>Lab 4; slide 130</w:t>
             </w:r>
           </w:p>
         </w:tc>
@@ -2555,7 +2555,7 @@
           </w:tcPr>
           <w:p>
             <w:r>
-              <w:t>Lab 5; slide 121</w:t>
+              <w:t>Lab 5; slide 132</w:t>
             </w:r>
           </w:p>
         </w:tc>
@@ -2719,7 +2719,7 @@
           </w:tcPr>
           <w:p>
             <w:r>
-              <w:t>Lab 6; slide 123</w:t>
+              <w:t>Lab 6; slide 134</w:t>
             </w:r>
           </w:p>
         </w:tc>
@@ -2966,7 +2966,7 @@
           </w:tcPr>
           <w:p>
             <w:r>
-              <w:t>Slides 125–153</w:t>
+              <w:t>Slides 136–168</w:t>
             </w:r>
           </w:p>
         </w:tc>
@@ -3130,7 +3130,7 @@
           </w:tcPr>
           <w:p>
             <w:r>
-              <w:t>Lab 7; slide 150</w:t>
+              <w:t>Lab 7; slide 165</w:t>
             </w:r>
           </w:p>
         </w:tc>
@@ -3294,7 +3294,7 @@
           </w:tcPr>
           <w:p>
             <w:r>
-              <w:t>Lab 8; slide 152</w:t>
+              <w:t>Lab 8; slide 167</w:t>
             </w:r>
           </w:p>
         </w:tc>
@@ -3458,7 +3458,7 @@
           </w:tcPr>
           <w:p>
             <w:r>
-              <w:t>Slides 154–212</w:t>
+              <w:t>Slides 169–230</w:t>
             </w:r>
           </w:p>
         </w:tc>
@@ -3540,7 +3540,7 @@
           </w:tcPr>
           <w:p>
             <w:r>
-              <w:t>Lab 9; slide 209</w:t>
+              <w:t>Lab 9; slide 227</w:t>
             </w:r>
           </w:p>
         </w:tc>
@@ -3787,7 +3787,7 @@
           </w:tcPr>
           <w:p>
             <w:r>
-              <w:t>Lab 10; slide 211</w:t>
+              <w:t>Lab 10; slide 229</w:t>
             </w:r>
           </w:p>
         </w:tc>
@@ -3951,7 +3951,7 @@
           </w:tcPr>
           <w:p>
             <w:r>
-              <w:t>Slides 213–238</w:t>
+              <w:t>Slides 231–259</w:t>
             </w:r>
           </w:p>
         </w:tc>
@@ -4033,7 +4033,7 @@
           </w:tcPr>
           <w:p>
             <w:r>
-              <w:t>Lab 11; slide 237</w:t>
+              <w:t>Lab 11; slide 258</w:t>
             </w:r>
           </w:p>
         </w:tc>
@@ -4197,7 +4197,7 @@
           </w:tcPr>
           <w:p>
             <w:r>
-              <w:t>Slides 239–278</w:t>
+              <w:t>Slides 260–302</w:t>
             </w:r>
           </w:p>
         </w:tc>
@@ -4279,7 +4279,7 @@
           </w:tcPr>
           <w:p>
             <w:r>
-              <w:t>Lab 12; slide 277</w:t>
+              <w:t>Lab 12; slide 301</w:t>
             </w:r>
           </w:p>
         </w:tc>

--- a/courseware/LP-TGS-2026065050-Generative AI for Finance and Fintech-Lesson-Plan-v5.0.docx
+++ b/courseware/LP-TGS-2026065050-Generative AI for Finance and Fintech-Lesson-Plan-v5.0.docx
@@ -1041,11 +1041,6 @@
         </w:tc>
       </w:tr>
     </w:tbl>
-    <w:p>
-      <w:r>
-        <w:br w:type="page"/>
-      </w:r>
-    </w:p>
     <w:p>
       <w:pPr>
         <w:pStyle w:val="Heading1"/>
@@ -4197,7 +4192,7 @@
           </w:tcPr>
           <w:p>
             <w:r>
-              <w:t>Slides 260–302</w:t>
+              <w:t>Slides 260–298</w:t>
             </w:r>
           </w:p>
         </w:tc>
@@ -4279,7 +4274,7 @@
           </w:tcPr>
           <w:p>
             <w:r>
-              <w:t>Lab 12; slide 301</w:t>
+              <w:t>Lab 12; slide 297</w:t>
             </w:r>
           </w:p>
         </w:tc>

--- a/courseware/LP-TGS-2026065050-Generative AI for Finance and Fintech-Lesson-Plan-v5.0.docx
+++ b/courseware/LP-TGS-2026065050-Generative AI for Finance and Fintech-Lesson-Plan-v5.0.docx
@@ -3453,7 +3453,7 @@
           </w:tcPr>
           <w:p>
             <w:r>
-              <w:t>Slides 169–230</w:t>
+              <w:t>Slides 169–231</w:t>
             </w:r>
           </w:p>
         </w:tc>
@@ -3535,7 +3535,7 @@
           </w:tcPr>
           <w:p>
             <w:r>
-              <w:t>Lab 9; slide 227</w:t>
+              <w:t>Lab 9; slide 228</w:t>
             </w:r>
           </w:p>
         </w:tc>
@@ -3782,7 +3782,7 @@
           </w:tcPr>
           <w:p>
             <w:r>
-              <w:t>Lab 10; slide 229</w:t>
+              <w:t>Lab 10; slide 230</w:t>
             </w:r>
           </w:p>
         </w:tc>
@@ -3946,7 +3946,7 @@
           </w:tcPr>
           <w:p>
             <w:r>
-              <w:t>Slides 231–259</w:t>
+              <w:t>Slides 232–260</w:t>
             </w:r>
           </w:p>
         </w:tc>
@@ -4028,7 +4028,7 @@
           </w:tcPr>
           <w:p>
             <w:r>
-              <w:t>Lab 11; slide 258</w:t>
+              <w:t>Lab 11; slide 259</w:t>
             </w:r>
           </w:p>
         </w:tc>
@@ -4192,7 +4192,7 @@
           </w:tcPr>
           <w:p>
             <w:r>
-              <w:t>Slides 260–298</w:t>
+              <w:t>Slides 261–299</w:t>
             </w:r>
           </w:p>
         </w:tc>
@@ -4274,7 +4274,7 @@
           </w:tcPr>
           <w:p>
             <w:r>
-              <w:t>Lab 12; slide 297</w:t>
+              <w:t>Lab 12; slide 298</w:t>
             </w:r>
           </w:p>
         </w:tc>
